--- a/lessons/9-2/homework.docx
+++ b/lessons/9-2/homework.docx
@@ -106,7 +106,55 @@
     </w:p>
     <w:p>
       <w:pPr>
-        <w:spacing w:after="60"/>
+        <w:keepNext/>
+        <w:spacing w:after="20" w:before="80"/>
+        <w:jc w:val="center"/>
+      </w:pPr>
+      <w:r>
+        <w:drawing>
+          <wp:inline distT="0" distB="0" distL="0" distR="0">
+            <wp:extent cx="1047750" cy="790575"/>
+            <wp:effectExtent t="0" r="0" b="0" l="0"/>
+            <wp:docPr id="1" name="" descr="" title=""/>
+            <wp:cNvGraphicFramePr>
+              <a:graphicFrameLocks xmlns:a="http://schemas.openxmlformats.org/drawingml/2006/main" noChangeAspect="1"/>
+            </wp:cNvGraphicFramePr>
+            <a:graphic xmlns:a="http://schemas.openxmlformats.org/drawingml/2006/main">
+              <a:graphicData uri="http://schemas.openxmlformats.org/drawingml/2006/picture">
+                <pic:pic xmlns:pic="http://schemas.openxmlformats.org/drawingml/2006/picture">
+                  <pic:nvPicPr>
+                    <pic:cNvPr id="0" name="" descr=""/>
+                    <pic:cNvPicPr>
+                      <a:picLocks noChangeAspect="1" noChangeArrowheads="1"/>
+                    </pic:cNvPicPr>
+                  </pic:nvPicPr>
+                  <pic:blipFill>
+                    <a:blip r:embed="rId7" cstate="none"/>
+                    <a:srcRect/>
+                    <a:stretch>
+                      <a:fillRect/>
+                    </a:stretch>
+                  </pic:blipFill>
+                  <pic:spPr bwMode="auto">
+                    <a:xfrm>
+                      <a:off x="0" y="0"/>
+                      <a:ext cx="1047750" cy="790575"/>
+                    </a:xfrm>
+                    <a:prstGeom prst="rect">
+                      <a:avLst/>
+                    </a:prstGeom>
+                  </pic:spPr>
+                </pic:pic>
+              </a:graphicData>
+            </a:graphic>
+          </wp:inline>
+        </w:drawing>
+      </w:r>
+    </w:p>
+    <w:p>
+      <w:pPr>
+        <w:keepNext/>
+        <w:spacing w:after="120"/>
       </w:pPr>
       <w:r>
         <w:rPr>
@@ -116,12 +164,60 @@
         <w:t xml:space="preserve">Integer (Número entero)</w:t>
       </w:r>
       <w:r>
-        <w:t xml:space="preserve"> — A whole number that can be positive, negative, or zero</w:t>
-      </w:r>
-    </w:p>
-    <w:p>
-      <w:pPr>
-        <w:spacing w:after="60"/>
+        <w:t xml:space="preserve"> — A whole number that can be positive, negative, or zero.</w:t>
+      </w:r>
+    </w:p>
+    <w:p>
+      <w:pPr>
+        <w:keepNext/>
+        <w:spacing w:after="20" w:before="80"/>
+        <w:jc w:val="center"/>
+      </w:pPr>
+      <w:r>
+        <w:drawing>
+          <wp:inline distT="0" distB="0" distL="0" distR="0">
+            <wp:extent cx="1047750" cy="790575"/>
+            <wp:effectExtent t="0" r="0" b="0" l="0"/>
+            <wp:docPr id="1" name="" descr="" title=""/>
+            <wp:cNvGraphicFramePr>
+              <a:graphicFrameLocks xmlns:a="http://schemas.openxmlformats.org/drawingml/2006/main" noChangeAspect="1"/>
+            </wp:cNvGraphicFramePr>
+            <a:graphic xmlns:a="http://schemas.openxmlformats.org/drawingml/2006/main">
+              <a:graphicData uri="http://schemas.openxmlformats.org/drawingml/2006/picture">
+                <pic:pic xmlns:pic="http://schemas.openxmlformats.org/drawingml/2006/picture">
+                  <pic:nvPicPr>
+                    <pic:cNvPr id="0" name="" descr=""/>
+                    <pic:cNvPicPr>
+                      <a:picLocks noChangeAspect="1" noChangeArrowheads="1"/>
+                    </pic:cNvPicPr>
+                  </pic:nvPicPr>
+                  <pic:blipFill>
+                    <a:blip r:embed="rId8" cstate="none"/>
+                    <a:srcRect/>
+                    <a:stretch>
+                      <a:fillRect/>
+                    </a:stretch>
+                  </pic:blipFill>
+                  <pic:spPr bwMode="auto">
+                    <a:xfrm>
+                      <a:off x="0" y="0"/>
+                      <a:ext cx="1047750" cy="790575"/>
+                    </a:xfrm>
+                    <a:prstGeom prst="rect">
+                      <a:avLst/>
+                    </a:prstGeom>
+                  </pic:spPr>
+                </pic:pic>
+              </a:graphicData>
+            </a:graphic>
+          </wp:inline>
+        </w:drawing>
+      </w:r>
+    </w:p>
+    <w:p>
+      <w:pPr>
+        <w:keepNext/>
+        <w:spacing w:after="120"/>
       </w:pPr>
       <w:r>
         <w:rPr>
@@ -131,12 +227,60 @@
         <w:t xml:space="preserve">Positive (Positivo)</w:t>
       </w:r>
       <w:r>
-        <w:t xml:space="preserve"> — A number greater than zero, located to the right of zero on a number line</w:t>
-      </w:r>
-    </w:p>
-    <w:p>
-      <w:pPr>
-        <w:spacing w:after="60"/>
+        <w:t xml:space="preserve"> — A number bigger than zero, to the right of zero on a number line.</w:t>
+      </w:r>
+    </w:p>
+    <w:p>
+      <w:pPr>
+        <w:keepNext/>
+        <w:spacing w:after="20" w:before="80"/>
+        <w:jc w:val="center"/>
+      </w:pPr>
+      <w:r>
+        <w:drawing>
+          <wp:inline distT="0" distB="0" distL="0" distR="0">
+            <wp:extent cx="1047750" cy="790575"/>
+            <wp:effectExtent t="0" r="0" b="0" l="0"/>
+            <wp:docPr id="1" name="" descr="" title=""/>
+            <wp:cNvGraphicFramePr>
+              <a:graphicFrameLocks xmlns:a="http://schemas.openxmlformats.org/drawingml/2006/main" noChangeAspect="1"/>
+            </wp:cNvGraphicFramePr>
+            <a:graphic xmlns:a="http://schemas.openxmlformats.org/drawingml/2006/main">
+              <a:graphicData uri="http://schemas.openxmlformats.org/drawingml/2006/picture">
+                <pic:pic xmlns:pic="http://schemas.openxmlformats.org/drawingml/2006/picture">
+                  <pic:nvPicPr>
+                    <pic:cNvPr id="0" name="" descr=""/>
+                    <pic:cNvPicPr>
+                      <a:picLocks noChangeAspect="1" noChangeArrowheads="1"/>
+                    </pic:cNvPicPr>
+                  </pic:nvPicPr>
+                  <pic:blipFill>
+                    <a:blip r:embed="rId9" cstate="none"/>
+                    <a:srcRect/>
+                    <a:stretch>
+                      <a:fillRect/>
+                    </a:stretch>
+                  </pic:blipFill>
+                  <pic:spPr bwMode="auto">
+                    <a:xfrm>
+                      <a:off x="0" y="0"/>
+                      <a:ext cx="1047750" cy="790575"/>
+                    </a:xfrm>
+                    <a:prstGeom prst="rect">
+                      <a:avLst/>
+                    </a:prstGeom>
+                  </pic:spPr>
+                </pic:pic>
+              </a:graphicData>
+            </a:graphic>
+          </wp:inline>
+        </w:drawing>
+      </w:r>
+    </w:p>
+    <w:p>
+      <w:pPr>
+        <w:keepNext/>
+        <w:spacing w:after="120"/>
       </w:pPr>
       <w:r>
         <w:rPr>
@@ -146,12 +290,60 @@
         <w:t xml:space="preserve">Negative (Negativo)</w:t>
       </w:r>
       <w:r>
-        <w:t xml:space="preserve"> — A number less than zero, located to the left of zero on a number line</w:t>
-      </w:r>
-    </w:p>
-    <w:p>
-      <w:pPr>
-        <w:spacing w:after="60"/>
+        <w:t xml:space="preserve"> — A number smaller than zero, to the left of zero on a number line.</w:t>
+      </w:r>
+    </w:p>
+    <w:p>
+      <w:pPr>
+        <w:keepNext/>
+        <w:spacing w:after="20" w:before="80"/>
+        <w:jc w:val="center"/>
+      </w:pPr>
+      <w:r>
+        <w:drawing>
+          <wp:inline distT="0" distB="0" distL="0" distR="0">
+            <wp:extent cx="1047750" cy="790575"/>
+            <wp:effectExtent t="0" r="0" b="0" l="0"/>
+            <wp:docPr id="1" name="" descr="" title=""/>
+            <wp:cNvGraphicFramePr>
+              <a:graphicFrameLocks xmlns:a="http://schemas.openxmlformats.org/drawingml/2006/main" noChangeAspect="1"/>
+            </wp:cNvGraphicFramePr>
+            <a:graphic xmlns:a="http://schemas.openxmlformats.org/drawingml/2006/main">
+              <a:graphicData uri="http://schemas.openxmlformats.org/drawingml/2006/picture">
+                <pic:pic xmlns:pic="http://schemas.openxmlformats.org/drawingml/2006/picture">
+                  <pic:nvPicPr>
+                    <pic:cNvPr id="0" name="" descr=""/>
+                    <pic:cNvPicPr>
+                      <a:picLocks noChangeAspect="1" noChangeArrowheads="1"/>
+                    </pic:cNvPicPr>
+                  </pic:nvPicPr>
+                  <pic:blipFill>
+                    <a:blip r:embed="rId10" cstate="none"/>
+                    <a:srcRect/>
+                    <a:stretch>
+                      <a:fillRect/>
+                    </a:stretch>
+                  </pic:blipFill>
+                  <pic:spPr bwMode="auto">
+                    <a:xfrm>
+                      <a:off x="0" y="0"/>
+                      <a:ext cx="1047750" cy="790575"/>
+                    </a:xfrm>
+                    <a:prstGeom prst="rect">
+                      <a:avLst/>
+                    </a:prstGeom>
+                  </pic:spPr>
+                </pic:pic>
+              </a:graphicData>
+            </a:graphic>
+          </wp:inline>
+        </w:drawing>
+      </w:r>
+    </w:p>
+    <w:p>
+      <w:pPr>
+        <w:keepNext/>
+        <w:spacing w:after="120"/>
       </w:pPr>
       <w:r>
         <w:rPr>
@@ -161,12 +353,60 @@
         <w:t xml:space="preserve">Absolute value (Valor absoluto)</w:t>
       </w:r>
       <w:r>
-        <w:t xml:space="preserve"> — The distance a number is from zero on a number line, always positive or zero</w:t>
-      </w:r>
-    </w:p>
-    <w:p>
-      <w:pPr>
-        <w:spacing w:after="60"/>
+        <w:t xml:space="preserve"> — How far a number is from zero. It is never negative.</w:t>
+      </w:r>
+    </w:p>
+    <w:p>
+      <w:pPr>
+        <w:keepNext/>
+        <w:spacing w:after="20" w:before="80"/>
+        <w:jc w:val="center"/>
+      </w:pPr>
+      <w:r>
+        <w:drawing>
+          <wp:inline distT="0" distB="0" distL="0" distR="0">
+            <wp:extent cx="1047750" cy="790575"/>
+            <wp:effectExtent t="0" r="0" b="0" l="0"/>
+            <wp:docPr id="1" name="" descr="" title=""/>
+            <wp:cNvGraphicFramePr>
+              <a:graphicFrameLocks xmlns:a="http://schemas.openxmlformats.org/drawingml/2006/main" noChangeAspect="1"/>
+            </wp:cNvGraphicFramePr>
+            <a:graphic xmlns:a="http://schemas.openxmlformats.org/drawingml/2006/main">
+              <a:graphicData uri="http://schemas.openxmlformats.org/drawingml/2006/picture">
+                <pic:pic xmlns:pic="http://schemas.openxmlformats.org/drawingml/2006/picture">
+                  <pic:nvPicPr>
+                    <pic:cNvPr id="0" name="" descr=""/>
+                    <pic:cNvPicPr>
+                      <a:picLocks noChangeAspect="1" noChangeArrowheads="1"/>
+                    </pic:cNvPicPr>
+                  </pic:nvPicPr>
+                  <pic:blipFill>
+                    <a:blip r:embed="rId11" cstate="none"/>
+                    <a:srcRect/>
+                    <a:stretch>
+                      <a:fillRect/>
+                    </a:stretch>
+                  </pic:blipFill>
+                  <pic:spPr bwMode="auto">
+                    <a:xfrm>
+                      <a:off x="0" y="0"/>
+                      <a:ext cx="1047750" cy="790575"/>
+                    </a:xfrm>
+                    <a:prstGeom prst="rect">
+                      <a:avLst/>
+                    </a:prstGeom>
+                  </pic:spPr>
+                </pic:pic>
+              </a:graphicData>
+            </a:graphic>
+          </wp:inline>
+        </w:drawing>
+      </w:r>
+    </w:p>
+    <w:p>
+      <w:pPr>
+        <w:keepNext/>
+        <w:spacing w:after="120"/>
       </w:pPr>
       <w:r>
         <w:rPr>
@@ -176,7 +416,7 @@
         <w:t xml:space="preserve">Opposite (Opuesto)</w:t>
       </w:r>
       <w:r>
-        <w:t xml:space="preserve"> — Two numbers that are the same distance from zero but on different sides</w:t>
+        <w:t xml:space="preserve"> — Two numbers the same distance from zero, on opposite sides, like 3 and -3.</w:t>
       </w:r>
     </w:p>
     <w:p>

--- a/lessons/9-2/homework.docx
+++ b/lessons/9-2/homework.docx
@@ -24,7 +24,7 @@
           <w:i/>
           <w:iCs/>
         </w:rPr>
-        <w:t xml:space="preserve">Lesson 9-2  •  Standard 6.NS.7</w:t>
+        <w:t xml:space="preserve">Lesson 9-2  •  Standard 6.NOS.8</w:t>
       </w:r>
     </w:p>
     <w:p>
@@ -997,23 +997,104 @@
           <w:b/>
           <w:bCs/>
         </w:rPr>
-        <w:t xml:space="preserve">6. What is the absolute value of -9?</w:t>
-      </w:r>
-    </w:p>
-    <w:p>
-      <w:pPr>
-        <w:spacing w:after="40" w:before="0"/>
-      </w:pPr>
-      <w:r>
-        <w:t xml:space="preserve">     A. 9</w:t>
-      </w:r>
-    </w:p>
-    <w:p>
-      <w:pPr>
-        <w:spacing w:after="40" w:before="0"/>
-      </w:pPr>
-      <w:r>
-        <w:t xml:space="preserve">     B. -9</w:t>
+        <w:t xml:space="preserve">6. onLevel — Spot the Common Mistake</w:t>
+      </w:r>
+    </w:p>
+    <w:p>
+      <w:pPr>
+        <w:spacing w:after="40" w:before="0"/>
+      </w:pPr>
+      <w:r>
+        <w:t xml:space="preserve">   Step 1 (Read): A student is working on Integers and Absolute Value.</w:t>
+      </w:r>
+    </w:p>
+    <w:p>
+      <w:pPr>
+        <w:spacing w:after="40" w:before="0"/>
+      </w:pPr>
+      <w:r>
+        <w:t xml:space="preserve">   Step 2 (Attempt): They ignored the rule: Absolute value tells you the distance from zero, so it is always positive or zero.</w:t>
+      </w:r>
+    </w:p>
+    <w:p>
+      <w:pPr>
+        <w:spacing w:after="40" w:before="0"/>
+      </w:pPr>
+      <w:r>
+        <w:t xml:space="preserve">   Step 3 (Check): The answer does not match the math rule from class.</w:t>
+      </w:r>
+    </w:p>
+    <w:p>
+      <w:pPr>
+        <w:spacing w:after="60" w:before="0"/>
+      </w:pPr>
+      <w:r>
+        <w:rPr>
+          <w:i/>
+          <w:iCs/>
+        </w:rPr>
+        <w:t xml:space="preserve">Which step has the mistake? Explain and fix it:</w:t>
+      </w:r>
+    </w:p>
+    <w:p>
+      <w:pPr>
+        <w:spacing w:after="60" w:before="120"/>
+      </w:pPr>
+      <w:r>
+        <w:rPr>
+          <w:color w:val="BBBBBB"/>
+        </w:rPr>
+        <w:t xml:space="preserve">______________________________________________________________________</w:t>
+      </w:r>
+    </w:p>
+    <w:p>
+      <w:pPr>
+        <w:spacing w:after="60" w:before="120"/>
+      </w:pPr>
+      <w:r>
+        <w:rPr>
+          <w:color w:val="BBBBBB"/>
+        </w:rPr>
+        <w:t xml:space="preserve">______________________________________________________________________</w:t>
+      </w:r>
+    </w:p>
+    <w:p>
+      <w:pPr>
+        <w:spacing w:after="60" w:before="120"/>
+      </w:pPr>
+      <w:r>
+        <w:rPr>
+          <w:color w:val="BBBBBB"/>
+        </w:rPr>
+        <w:t xml:space="preserve">______________________________________________________________________</w:t>
+      </w:r>
+    </w:p>
+    <w:p>
+      <w:pPr>
+        <w:spacing w:after="80" w:before="0"/>
+      </w:pPr>
+      <w:r>
+        <w:rPr>
+          <w:b/>
+          <w:bCs/>
+        </w:rPr>
+        <w:t xml:space="preserve">7. On a frosty morning at the mountain cache, the thermometer reads -8 degrees. What is the absolute value of -8?</w:t>
+      </w:r>
+    </w:p>
+    <w:p>
+      <w:pPr>
+        <w:spacing w:after="40" w:before="0"/>
+      </w:pPr>
+      <w:r>
+        <w:t xml:space="preserve">     A. 8</w:t>
+      </w:r>
+    </w:p>
+    <w:p>
+      <w:pPr>
+        <w:spacing w:after="40" w:before="0"/>
+      </w:pPr>
+      <w:r>
+        <w:t xml:space="preserve">     B. -8</w:t>
       </w:r>
     </w:p>
     <w:p>
@@ -1029,7 +1110,7 @@
         <w:spacing w:after="40" w:before="0"/>
       </w:pPr>
       <w:r>
-        <w:t xml:space="preserve">     D. 81</w:t>
+        <w:t xml:space="preserve">     D. 16</w:t>
       </w:r>
     </w:p>
     <w:p>
@@ -1052,39 +1133,39 @@
           <w:b/>
           <w:bCs/>
         </w:rPr>
-        <w:t xml:space="preserve">7. Which integer represents '12 degrees below zero'?</w:t>
-      </w:r>
-    </w:p>
-    <w:p>
-      <w:pPr>
-        <w:spacing w:after="40" w:before="0"/>
-      </w:pPr>
-      <w:r>
-        <w:t xml:space="preserve">     A. -12</w:t>
-      </w:r>
-    </w:p>
-    <w:p>
-      <w:pPr>
-        <w:spacing w:after="40" w:before="0"/>
-      </w:pPr>
-      <w:r>
-        <w:t xml:space="preserve">     B. 12</w:t>
-      </w:r>
-    </w:p>
-    <w:p>
-      <w:pPr>
-        <w:spacing w:after="40" w:before="0"/>
-      </w:pPr>
-      <w:r>
-        <w:t xml:space="preserve">     C. 0</w:t>
-      </w:r>
-    </w:p>
-    <w:p>
-      <w:pPr>
-        <w:spacing w:after="40" w:before="0"/>
-      </w:pPr>
-      <w:r>
-        <w:t xml:space="preserve">     D. -1.2</w:t>
+        <w:t xml:space="preserve">8. Two treasure sites report their temperatures: -5 degrees F at the Ice Cave and -2 degrees F at the Frozen Dock. Which site is COLDER?</w:t>
+      </w:r>
+    </w:p>
+    <w:p>
+      <w:pPr>
+        <w:spacing w:after="40" w:before="0"/>
+      </w:pPr>
+      <w:r>
+        <w:t xml:space="preserve">     A. -5 degrees F (Ice Cave)</w:t>
+      </w:r>
+    </w:p>
+    <w:p>
+      <w:pPr>
+        <w:spacing w:after="40" w:before="0"/>
+      </w:pPr>
+      <w:r>
+        <w:t xml:space="preserve">     B. -2 degrees F (Frozen Dock)</w:t>
+      </w:r>
+    </w:p>
+    <w:p>
+      <w:pPr>
+        <w:spacing w:after="40" w:before="0"/>
+      </w:pPr>
+      <w:r>
+        <w:t xml:space="preserve">     C. They are the same</w:t>
+      </w:r>
+    </w:p>
+    <w:p>
+      <w:pPr>
+        <w:spacing w:after="40" w:before="0"/>
+      </w:pPr>
+      <w:r>
+        <w:t xml:space="preserve">     D. Neither is below zero</w:t>
       </w:r>
     </w:p>
     <w:p>
@@ -1107,39 +1188,39 @@
           <w:b/>
           <w:bCs/>
         </w:rPr>
-        <w:t xml:space="preserve">8. What is |6| + |-4|?</w:t>
-      </w:r>
-    </w:p>
-    <w:p>
-      <w:pPr>
-        <w:spacing w:after="40" w:before="0"/>
-      </w:pPr>
-      <w:r>
-        <w:t xml:space="preserve">     A. 10</w:t>
-      </w:r>
-    </w:p>
-    <w:p>
-      <w:pPr>
-        <w:spacing w:after="40" w:before="0"/>
-      </w:pPr>
-      <w:r>
-        <w:t xml:space="preserve">     B. 2</w:t>
-      </w:r>
-    </w:p>
-    <w:p>
-      <w:pPr>
-        <w:spacing w:after="40" w:before="0"/>
-      </w:pPr>
-      <w:r>
-        <w:t xml:space="preserve">     C. -10</w:t>
-      </w:r>
-    </w:p>
-    <w:p>
-      <w:pPr>
-        <w:spacing w:after="40" w:before="0"/>
-      </w:pPr>
-      <w:r>
-        <w:t xml:space="preserve">     D. 24</w:t>
+        <w:t xml:space="preserve">9. Captain Vega compares |-12| (a deep cave) and |7| (a hilltop). Which absolute value is GREATER?</w:t>
+      </w:r>
+    </w:p>
+    <w:p>
+      <w:pPr>
+        <w:spacing w:after="40" w:before="0"/>
+      </w:pPr>
+      <w:r>
+        <w:t xml:space="preserve">     A. |-12| because 12 &gt; 7</w:t>
+      </w:r>
+    </w:p>
+    <w:p>
+      <w:pPr>
+        <w:spacing w:after="40" w:before="0"/>
+      </w:pPr>
+      <w:r>
+        <w:t xml:space="preserve">     B. |7| because 7 is positive</w:t>
+      </w:r>
+    </w:p>
+    <w:p>
+      <w:pPr>
+        <w:spacing w:after="40" w:before="0"/>
+      </w:pPr>
+      <w:r>
+        <w:t xml:space="preserve">     C. They are equal</w:t>
+      </w:r>
+    </w:p>
+    <w:p>
+      <w:pPr>
+        <w:spacing w:after="40" w:before="0"/>
+      </w:pPr>
+      <w:r>
+        <w:t xml:space="preserve">     D. |-12| = -12, so |7| is greater</w:t>
       </w:r>
     </w:p>
     <w:p>
@@ -1162,39 +1243,67 @@
           <w:b/>
           <w:bCs/>
         </w:rPr>
-        <w:t xml:space="preserve">9. A diver is at -30 feet and a bird at +30 feet. What is true about their distances from sea level?</w:t>
-      </w:r>
-    </w:p>
-    <w:p>
-      <w:pPr>
-        <w:spacing w:after="40" w:before="0"/>
-      </w:pPr>
-      <w:r>
-        <w:t xml:space="preserve">     A. They are the same distance from 0</w:t>
-      </w:r>
-    </w:p>
-    <w:p>
-      <w:pPr>
-        <w:spacing w:after="40" w:before="0"/>
-      </w:pPr>
-      <w:r>
-        <w:t xml:space="preserve">     B. The diver is farther</w:t>
-      </w:r>
-    </w:p>
-    <w:p>
-      <w:pPr>
-        <w:spacing w:after="40" w:before="0"/>
-      </w:pPr>
-      <w:r>
-        <w:t xml:space="preserve">     C. The bird is farther</w:t>
-      </w:r>
-    </w:p>
-    <w:p>
-      <w:pPr>
-        <w:spacing w:after="40" w:before="0"/>
-      </w:pPr>
-      <w:r>
-        <w:t xml:space="preserve">     D. They are both at 0</w:t>
+        <w:t xml:space="preserve">10. Drag each treasure-site temperature into the right group: below freezing (colder than 0 degrees) or above freezing (0 degrees or warmer).</w:t>
+      </w:r>
+    </w:p>
+    <w:p>
+      <w:pPr>
+        <w:spacing w:after="80" w:before="0"/>
+      </w:pPr>
+      <w:r>
+        <w:rPr>
+          <w:i/>
+          <w:iCs/>
+        </w:rPr>
+        <w:t xml:space="preserve">Groups: Below Freezing (colder than 0)   |   Freezing or Above (0 or warmer)</w:t>
+      </w:r>
+    </w:p>
+    <w:p>
+      <w:pPr>
+        <w:spacing w:after="40" w:before="0"/>
+      </w:pPr>
+      <w:r>
+        <w:t xml:space="preserve">   • -9 degrees F (Ice Cave)   → __________________</w:t>
+      </w:r>
+    </w:p>
+    <w:p>
+      <w:pPr>
+        <w:spacing w:after="40" w:before="0"/>
+      </w:pPr>
+      <w:r>
+        <w:t xml:space="preserve">   • -3 degrees F (Snow Ridge)   → __________________</w:t>
+      </w:r>
+    </w:p>
+    <w:p>
+      <w:pPr>
+        <w:spacing w:after="40" w:before="0"/>
+      </w:pPr>
+      <w:r>
+        <w:t xml:space="preserve">   • 5 degrees F (Tide Pool)   → __________________</w:t>
+      </w:r>
+    </w:p>
+    <w:p>
+      <w:pPr>
+        <w:spacing w:after="40" w:before="0"/>
+      </w:pPr>
+      <w:r>
+        <w:t xml:space="preserve">   • 11 degrees F (Sunny Beach)   → __________________</w:t>
+      </w:r>
+    </w:p>
+    <w:p>
+      <w:pPr>
+        <w:spacing w:after="40" w:before="0"/>
+      </w:pPr>
+      <w:r>
+        <w:t xml:space="preserve">   • -1 degrees F (Frozen Dock)   → __________________</w:t>
+      </w:r>
+    </w:p>
+    <w:p>
+      <w:pPr>
+        <w:spacing w:after="40" w:before="0"/>
+      </w:pPr>
+      <w:r>
+        <w:t xml:space="preserve">   • 0 degrees F (Sea Level Camp)   → __________________</w:t>
       </w:r>
     </w:p>
     <w:p>
@@ -1240,10 +1349,22 @@
     </w:p>
     <w:p>
       <w:pPr>
+        <w:spacing w:after="20" w:before="0"/>
+      </w:pPr>
+      <w:r>
+        <w:t xml:space="preserve">     Absolute value is the distance from zero. -9 is 9 units from zero, so |-9| = 9.</w:t>
+      </w:r>
+    </w:p>
+    <w:p>
+      <w:pPr>
         <w:spacing w:after="80" w:before="0"/>
       </w:pPr>
       <w:r>
-        <w:t xml:space="preserve">     Absolute value is the distance from zero. -9 is 9 units from zero, so |-9| = 9.</w:t>
+        <w:rPr>
+          <w:i/>
+          <w:iCs/>
+        </w:rPr>
+        <w:t xml:space="preserve">     Watch for: A common mistake in Integers and Absolute Value is skipping the key idea: "Absolute value tells you the distance from zero, so it is always positive or zero." — always check your work against this rule before you submit.</w:t>
       </w:r>
     </w:p>
     <w:p>
@@ -1260,10 +1381,22 @@
     </w:p>
     <w:p>
       <w:pPr>
+        <w:spacing w:after="20" w:before="0"/>
+      </w:pPr>
+      <w:r>
+        <w:t xml:space="preserve">     |-3| = 3, |7| = 7, |-5| = 5, |2| = 2. The greatest absolute value is 7.</w:t>
+      </w:r>
+    </w:p>
+    <w:p>
+      <w:pPr>
         <w:spacing w:after="80" w:before="0"/>
       </w:pPr>
       <w:r>
-        <w:t xml:space="preserve">     |-3| = 3, |7| = 7, |-5| = 5, |2| = 2. The greatest absolute value is 7.</w:t>
+        <w:rPr>
+          <w:i/>
+          <w:iCs/>
+        </w:rPr>
+        <w:t xml:space="preserve">     Watch for: A common mistake in Integers and Absolute Value is skipping the key idea: "Absolute value tells you the distance from zero, so it is always positive or zero." — always check your work against this rule before you submit.</w:t>
       </w:r>
     </w:p>
     <w:p>
@@ -1448,22 +1581,70 @@
     </w:p>
     <w:p>
       <w:pPr>
+        <w:spacing w:after="20" w:before="0"/>
+      </w:pPr>
+      <w:r>
+        <w:t xml:space="preserve">     Absolute value measures distance from zero. Both -4 and 4 are 4 units from zero, so |-4| = |4| = 4.</w:t>
+      </w:r>
+    </w:p>
+    <w:p>
+      <w:pPr>
         <w:spacing w:after="80" w:before="0"/>
       </w:pPr>
       <w:r>
-        <w:t xml:space="preserve">     Absolute value measures distance from zero. Both -4 and 4 are 4 units from zero, so |-4| = |4| = 4.</w:t>
-      </w:r>
-    </w:p>
-    <w:p>
-      <w:pPr>
-        <w:spacing w:after="40" w:before="0"/>
-      </w:pPr>
-      <w:r>
-        <w:rPr>
-          <w:b/>
-          <w:bCs/>
-        </w:rPr>
-        <w:t xml:space="preserve">6. A. 9</w:t>
+        <w:rPr>
+          <w:i/>
+          <w:iCs/>
+        </w:rPr>
+        <w:t xml:space="preserve">     Watch for: A common mistake in Integers and Absolute Value is skipping the key idea: "Absolute value tells you the distance from zero, so it is always positive or zero." — always check your work against this rule before you submit.</w:t>
+      </w:r>
+    </w:p>
+    <w:p>
+      <w:pPr>
+        <w:spacing w:after="40" w:before="0"/>
+      </w:pPr>
+      <w:r>
+        <w:rPr>
+          <w:b/>
+          <w:bCs/>
+        </w:rPr>
+        <w:t xml:space="preserve">6. onLevel — Spot the Common Mistake</w:t>
+      </w:r>
+    </w:p>
+    <w:p>
+      <w:pPr>
+        <w:spacing w:after="20" w:before="0"/>
+      </w:pPr>
+      <w:r>
+        <w:t xml:space="preserve">     The mistake is in Step 2.</w:t>
+      </w:r>
+    </w:p>
+    <w:p>
+      <w:pPr>
+        <w:spacing w:after="20" w:before="0"/>
+      </w:pPr>
+      <w:r>
+        <w:t xml:space="preserve">     Correct work: Follow the key idea: Absolute value tells you the distance from zero, so it is always positive or zero.</w:t>
+      </w:r>
+    </w:p>
+    <w:p>
+      <w:pPr>
+        <w:spacing w:after="40" w:before="0"/>
+      </w:pPr>
+      <w:r>
+        <w:rPr>
+          <w:b/>
+          <w:bCs/>
+        </w:rPr>
+        <w:t xml:space="preserve">7. A. 8</w:t>
+      </w:r>
+    </w:p>
+    <w:p>
+      <w:pPr>
+        <w:spacing w:after="20" w:before="0"/>
+      </w:pPr>
+      <w:r>
+        <w:t xml:space="preserve">     Absolute value is the distance from zero, so |-8| = 8.</w:t>
       </w:r>
     </w:p>
     <w:p>
@@ -1471,19 +1652,31 @@
         <w:spacing w:after="80" w:before="0"/>
       </w:pPr>
       <w:r>
-        <w:t xml:space="preserve">     Absolute value is distance from 0, so |-9| = 9.</w:t>
-      </w:r>
-    </w:p>
-    <w:p>
-      <w:pPr>
-        <w:spacing w:after="40" w:before="0"/>
-      </w:pPr>
-      <w:r>
-        <w:rPr>
-          <w:b/>
-          <w:bCs/>
-        </w:rPr>
-        <w:t xml:space="preserve">7. A. -12</w:t>
+        <w:rPr>
+          <w:i/>
+          <w:iCs/>
+        </w:rPr>
+        <w:t xml:space="preserve">     Watch for: A common mistake in Integers and Absolute Value is skipping the key idea: "Absolute value tells you the distance from zero, so it is always positive or zero." — always check your work against this rule before you submit.</w:t>
+      </w:r>
+    </w:p>
+    <w:p>
+      <w:pPr>
+        <w:spacing w:after="40" w:before="0"/>
+      </w:pPr>
+      <w:r>
+        <w:rPr>
+          <w:b/>
+          <w:bCs/>
+        </w:rPr>
+        <w:t xml:space="preserve">8. A. -5 degrees F (Ice Cave)</w:t>
+      </w:r>
+    </w:p>
+    <w:p>
+      <w:pPr>
+        <w:spacing w:after="20" w:before="0"/>
+      </w:pPr>
+      <w:r>
+        <w:t xml:space="preserve">     On a number line, -5 is to the left of -2, so -5 is the smaller (colder) temperature.</w:t>
       </w:r>
     </w:p>
     <w:p>
@@ -1491,19 +1684,31 @@
         <w:spacing w:after="80" w:before="0"/>
       </w:pPr>
       <w:r>
-        <w:t xml:space="preserve">     'Below zero' is negative: -12.</w:t>
-      </w:r>
-    </w:p>
-    <w:p>
-      <w:pPr>
-        <w:spacing w:after="40" w:before="0"/>
-      </w:pPr>
-      <w:r>
-        <w:rPr>
-          <w:b/>
-          <w:bCs/>
-        </w:rPr>
-        <w:t xml:space="preserve">8. A. 10</w:t>
+        <w:rPr>
+          <w:i/>
+          <w:iCs/>
+        </w:rPr>
+        <w:t xml:space="preserve">     Watch for: A common mistake in Integers and Absolute Value is skipping the key idea: "Absolute value tells you the distance from zero, so it is always positive or zero." — always check your work against this rule before you submit.</w:t>
+      </w:r>
+    </w:p>
+    <w:p>
+      <w:pPr>
+        <w:spacing w:after="40" w:before="0"/>
+      </w:pPr>
+      <w:r>
+        <w:rPr>
+          <w:b/>
+          <w:bCs/>
+        </w:rPr>
+        <w:t xml:space="preserve">9. A. |-12| because 12 &gt; 7</w:t>
+      </w:r>
+    </w:p>
+    <w:p>
+      <w:pPr>
+        <w:spacing w:after="20" w:before="0"/>
+      </w:pPr>
+      <w:r>
+        <w:t xml:space="preserve">     |-12| = 12 and |7| = 7. Since 12 &gt; 7, the absolute value of -12 is greater.</w:t>
       </w:r>
     </w:p>
     <w:p>
@@ -1511,27 +1716,79 @@
         <w:spacing w:after="80" w:before="0"/>
       </w:pPr>
       <w:r>
-        <w:t xml:space="preserve">     |6| = 6 and |-4| = 4; 6 + 4 = 10.</w:t>
-      </w:r>
-    </w:p>
-    <w:p>
-      <w:pPr>
-        <w:spacing w:after="40" w:before="0"/>
-      </w:pPr>
-      <w:r>
-        <w:rPr>
-          <w:b/>
-          <w:bCs/>
-        </w:rPr>
-        <w:t xml:space="preserve">9. A. They are the same distance from 0</w:t>
-      </w:r>
-    </w:p>
-    <w:p>
-      <w:pPr>
-        <w:spacing w:after="80" w:before="0"/>
-      </w:pPr>
-      <w:r>
-        <w:t xml:space="preserve">     |-30| = |30| = 30, so both are 30 feet from sea level.</w:t>
+        <w:rPr>
+          <w:i/>
+          <w:iCs/>
+        </w:rPr>
+        <w:t xml:space="preserve">     Watch for: A common mistake in Integers and Absolute Value is skipping the key idea: "Absolute value tells you the distance from zero, so it is always positive or zero." — always check your work against this rule before you submit.</w:t>
+      </w:r>
+    </w:p>
+    <w:p>
+      <w:pPr>
+        <w:spacing w:after="40" w:before="0"/>
+      </w:pPr>
+      <w:r>
+        <w:rPr>
+          <w:b/>
+          <w:bCs/>
+        </w:rPr>
+        <w:t xml:space="preserve">10. Correct groups:</w:t>
+      </w:r>
+    </w:p>
+    <w:p>
+      <w:pPr>
+        <w:spacing w:after="20" w:before="0"/>
+      </w:pPr>
+      <w:r>
+        <w:t xml:space="preserve">     -9 degrees F (Ice Cave) → Below Freezing (colder than 0)</w:t>
+      </w:r>
+    </w:p>
+    <w:p>
+      <w:pPr>
+        <w:spacing w:after="20" w:before="0"/>
+      </w:pPr>
+      <w:r>
+        <w:t xml:space="preserve">     -3 degrees F (Snow Ridge) → Below Freezing (colder than 0)</w:t>
+      </w:r>
+    </w:p>
+    <w:p>
+      <w:pPr>
+        <w:spacing w:after="20" w:before="0"/>
+      </w:pPr>
+      <w:r>
+        <w:t xml:space="preserve">     5 degrees F (Tide Pool) → Freezing or Above (0 or warmer)</w:t>
+      </w:r>
+    </w:p>
+    <w:p>
+      <w:pPr>
+        <w:spacing w:after="20" w:before="0"/>
+      </w:pPr>
+      <w:r>
+        <w:t xml:space="preserve">     11 degrees F (Sunny Beach) → Freezing or Above (0 or warmer)</w:t>
+      </w:r>
+    </w:p>
+    <w:p>
+      <w:pPr>
+        <w:spacing w:after="20" w:before="0"/>
+      </w:pPr>
+      <w:r>
+        <w:t xml:space="preserve">     -1 degrees F (Frozen Dock) → Below Freezing (colder than 0)</w:t>
+      </w:r>
+    </w:p>
+    <w:p>
+      <w:pPr>
+        <w:spacing w:after="20" w:before="0"/>
+      </w:pPr>
+      <w:r>
+        <w:t xml:space="preserve">     0 degrees F (Sea Level Camp) → Freezing or Above (0 or warmer)</w:t>
+      </w:r>
+    </w:p>
+    <w:p>
+      <w:pPr>
+        <w:spacing w:after="40" w:before="0"/>
+      </w:pPr>
+      <w:r>
+        <w:t xml:space="preserve"/>
       </w:r>
     </w:p>
     <w:sectPr>

--- a/lessons/9-2/homework.docx
+++ b/lessons/9-2/homework.docx
@@ -997,31 +997,31 @@
           <w:b/>
           <w:bCs/>
         </w:rPr>
-        <w:t xml:space="preserve">6. onLevel — Spot the Common Mistake</w:t>
-      </w:r>
-    </w:p>
-    <w:p>
-      <w:pPr>
-        <w:spacing w:after="40" w:before="0"/>
-      </w:pPr>
-      <w:r>
-        <w:t xml:space="preserve">   Step 1 (Read): A student is working on Integers and Absolute Value.</w:t>
-      </w:r>
-    </w:p>
-    <w:p>
-      <w:pPr>
-        <w:spacing w:after="40" w:before="0"/>
-      </w:pPr>
-      <w:r>
-        <w:t xml:space="preserve">   Step 2 (Attempt): They ignored the rule: Absolute value tells you the distance from zero, so it is always positive or zero.</w:t>
-      </w:r>
-    </w:p>
-    <w:p>
-      <w:pPr>
-        <w:spacing w:after="40" w:before="0"/>
-      </w:pPr>
-      <w:r>
-        <w:t xml:space="preserve">   Step 3 (Check): The answer does not match the math rule from class.</w:t>
+        <w:t xml:space="preserve">6. onLevel — Confusing Opposite with Absolute Value</w:t>
+      </w:r>
+    </w:p>
+    <w:p>
+      <w:pPr>
+        <w:spacing w:after="40" w:before="0"/>
+      </w:pPr>
+      <w:r>
+        <w:t xml:space="preserve">   Step 1 (Problem): Complete the table for the integer 9: find its absolute value and its opposite.</w:t>
+      </w:r>
+    </w:p>
+    <w:p>
+      <w:pPr>
+        <w:spacing w:after="40" w:before="0"/>
+      </w:pPr>
+      <w:r>
+        <w:t xml:space="preserve">   Step 2 (Student's thinking): Absolute value and opposite both just make a number positive, so they should give the same answer as each other.</w:t>
+      </w:r>
+    </w:p>
+    <w:p>
+      <w:pPr>
+        <w:spacing w:after="40" w:before="0"/>
+      </w:pPr>
+      <w:r>
+        <w:t xml:space="preserve">   Step 3 (Student's answer): Absolute value of 9 = 9, and opposite of 9 = 9.</w:t>
       </w:r>
     </w:p>
     <w:p>
@@ -1364,7 +1364,7 @@
           <w:i/>
           <w:iCs/>
         </w:rPr>
-        <w:t xml:space="preserve">     Watch for: A common mistake in Integers and Absolute Value is skipping the key idea: "Absolute value tells you the distance from zero, so it is always positive or zero." — always check your work against this rule before you submit.</w:t>
+        <w:t xml:space="preserve">     Watch for: A common mistake in Integers and Absolute Value is judging size by the digits alone instead of position on the number line — students think -8 is 'more' than -3 because 8 &gt; 3, when really -8 sits farther left (colder, deeper, or lower) and is actually the SMALLER integer. Absolute value measures distance from zero and is always positive or zero, but that distance does not decide which integer is greater — only left-to-right order on the number line does. Before you submit, ask: am I comparing distance from zero (absolute value) or position on the number line (greater/less than)?</w:t>
       </w:r>
     </w:p>
     <w:p>
@@ -1396,7 +1396,7 @@
           <w:i/>
           <w:iCs/>
         </w:rPr>
-        <w:t xml:space="preserve">     Watch for: A common mistake in Integers and Absolute Value is skipping the key idea: "Absolute value tells you the distance from zero, so it is always positive or zero." — always check your work against this rule before you submit.</w:t>
+        <w:t xml:space="preserve">     Watch for: A common mistake in Integers and Absolute Value is judging size by the digits alone instead of position on the number line — students think -8 is 'more' than -3 because 8 &gt; 3, when really -8 sits farther left (colder, deeper, or lower) and is actually the SMALLER integer. Absolute value measures distance from zero and is always positive or zero, but that distance does not decide which integer is greater — only left-to-right order on the number line does. Before you submit, ask: am I comparing distance from zero (absolute value) or position on the number line (greater/less than)?</w:t>
       </w:r>
     </w:p>
     <w:p>
@@ -1596,19 +1596,19 @@
           <w:i/>
           <w:iCs/>
         </w:rPr>
-        <w:t xml:space="preserve">     Watch for: A common mistake in Integers and Absolute Value is skipping the key idea: "Absolute value tells you the distance from zero, so it is always positive or zero." — always check your work against this rule before you submit.</w:t>
-      </w:r>
-    </w:p>
-    <w:p>
-      <w:pPr>
-        <w:spacing w:after="40" w:before="0"/>
-      </w:pPr>
-      <w:r>
-        <w:rPr>
-          <w:b/>
-          <w:bCs/>
-        </w:rPr>
-        <w:t xml:space="preserve">6. onLevel — Spot the Common Mistake</w:t>
+        <w:t xml:space="preserve">     Watch for: A common mistake in Integers and Absolute Value is judging size by the digits alone instead of position on the number line — students think -8 is 'more' than -3 because 8 &gt; 3, when really -8 sits farther left (colder, deeper, or lower) and is actually the SMALLER integer. Absolute value measures distance from zero and is always positive or zero, but that distance does not decide which integer is greater — only left-to-right order on the number line does. Before you submit, ask: am I comparing distance from zero (absolute value) or position on the number line (greater/less than)?</w:t>
+      </w:r>
+    </w:p>
+    <w:p>
+      <w:pPr>
+        <w:spacing w:after="40" w:before="0"/>
+      </w:pPr>
+      <w:r>
+        <w:rPr>
+          <w:b/>
+          <w:bCs/>
+        </w:rPr>
+        <w:t xml:space="preserve">6. onLevel — Confusing Opposite with Absolute Value</w:t>
       </w:r>
     </w:p>
     <w:p>
@@ -1624,7 +1624,7 @@
         <w:spacing w:after="20" w:before="0"/>
       </w:pPr>
       <w:r>
-        <w:t xml:space="preserve">     Correct work: Follow the key idea: Absolute value tells you the distance from zero, so it is always positive or zero.</w:t>
+        <w:t xml:space="preserve">     Correct work: Absolute value and opposite are different operations. Absolute value measures distance from zero and is never negative: |9| = 9. Opposite reflects a number to the other side of zero, flipping its sign: the opposite of 9 is -9, not 9. The two operations only give the same result for the number 0 — every other number has a different absolute value and opposite.</w:t>
       </w:r>
     </w:p>
     <w:p>
@@ -1656,7 +1656,7 @@
           <w:i/>
           <w:iCs/>
         </w:rPr>
-        <w:t xml:space="preserve">     Watch for: A common mistake in Integers and Absolute Value is skipping the key idea: "Absolute value tells you the distance from zero, so it is always positive or zero." — always check your work against this rule before you submit.</w:t>
+        <w:t xml:space="preserve">     Watch for: A common mistake in Integers and Absolute Value is judging size by the digits alone instead of position on the number line — students think -8 is 'more' than -3 because 8 &gt; 3, when really -8 sits farther left (colder, deeper, or lower) and is actually the SMALLER integer. Absolute value measures distance from zero and is always positive or zero, but that distance does not decide which integer is greater — only left-to-right order on the number line does. Before you submit, ask: am I comparing distance from zero (absolute value) or position on the number line (greater/less than)?</w:t>
       </w:r>
     </w:p>
     <w:p>
@@ -1688,7 +1688,7 @@
           <w:i/>
           <w:iCs/>
         </w:rPr>
-        <w:t xml:space="preserve">     Watch for: A common mistake in Integers and Absolute Value is skipping the key idea: "Absolute value tells you the distance from zero, so it is always positive or zero." — always check your work against this rule before you submit.</w:t>
+        <w:t xml:space="preserve">     Watch for: A common mistake in Integers and Absolute Value is judging size by the digits alone instead of position on the number line — students think -8 is 'more' than -3 because 8 &gt; 3, when really -8 sits farther left (colder, deeper, or lower) and is actually the SMALLER integer. Absolute value measures distance from zero and is always positive or zero, but that distance does not decide which integer is greater — only left-to-right order on the number line does. Before you submit, ask: am I comparing distance from zero (absolute value) or position on the number line (greater/less than)?</w:t>
       </w:r>
     </w:p>
     <w:p>
@@ -1720,7 +1720,7 @@
           <w:i/>
           <w:iCs/>
         </w:rPr>
-        <w:t xml:space="preserve">     Watch for: A common mistake in Integers and Absolute Value is skipping the key idea: "Absolute value tells you the distance from zero, so it is always positive or zero." — always check your work against this rule before you submit.</w:t>
+        <w:t xml:space="preserve">     Watch for: A common mistake in Integers and Absolute Value is judging size by the digits alone instead of position on the number line — students think -8 is 'more' than -3 because 8 &gt; 3, when really -8 sits farther left (colder, deeper, or lower) and is actually the SMALLER integer. Absolute value measures distance from zero and is always positive or zero, but that distance does not decide which integer is greater — only left-to-right order on the number line does. Before you submit, ask: am I comparing distance from zero (absolute value) or position on the number line (greater/less than)?</w:t>
       </w:r>
     </w:p>
     <w:p>
